--- a/04-compliance-ksa/vat-compliance-memo.docx
+++ b/04-compliance-ksa/vat-compliance-memo.docx
@@ -126,7 +126,7 @@
           <w:sz w:val="18"/>
           <w:szCs w:val="18"/>
         </w:rPr>
-        <w:t xml:space="preserve">Adel Yahya A. Madkhali  ·  i@flygaca.com  ·  +966 51 096 6969  ·  flygaca.com</w:t>
+        <w:t xml:space="preserve">BDA Company International (Fly GACA)  ·  Adel Yahya A. Madkhali  ·  i@flygaca.com  ·  +966 51 096 6969  ·  flygaca.com</w:t>
       </w:r>
     </w:p>
     <w:p>
@@ -150,7 +150,7 @@
           <w:sz w:val="22"/>
           <w:szCs w:val="22"/>
         </w:rPr>
-        <w:t xml:space="preserve">Saudi VAT at 15% applies to virtually all domestic services Fly GACA provides. Correct classification of each revenue stream — standard-rated, zero-rated, or exempt — directly determines pricing strategy and cash flow. Early voluntary registration enables input VAT recovery that offsets cloud infrastructure costs.</w:t>
+        <w:t xml:space="preserve">Saudi VAT at 15% applies to virtually all domestic services Fly GACA provides. Correct classification of each revenue stream — standard-rated, zero-rated, or exempt — directly determines pricing strategy and cash flow. STATUS UPDATE 2026-07-27: the company IS registered — VAT 311415259500003, effective 2025-11-01, quarterly; the first return was due 2026-01-31 and is overdue — file via the ZATCA portal immediately (see 03-finance/invoicing-and-vat-returns). Voluntary registration enables input VAT recovery that offsets cloud infrastructure costs.</w:t>
       </w:r>
     </w:p>
     <w:p>
